--- a/Project report/REPORT DIGITAL LITERACY .docx
+++ b/Project report/REPORT DIGITAL LITERACY .docx
@@ -283,7 +283,16 @@
           <w:sz w:val="56"/>
           <w:szCs w:val="56"/>
         </w:rPr>
-        <w:t xml:space="preserve">              Date - 21</w:t>
+        <w:t xml:space="preserve">              Date - </w:t>
+      </w:r>
+      <w:r>
+        <w:rPr>
+          <w:rFonts w:ascii="Times New Roman" w:hAnsi="Times New Roman" w:cs="Times New Roman"/>
+          <w:b/>
+          <w:sz w:val="56"/>
+          <w:szCs w:val="56"/>
+        </w:rPr>
+        <w:t>25</w:t>
       </w:r>
       <w:r>
         <w:rPr>
@@ -302,7 +311,16 @@
           <w:sz w:val="56"/>
           <w:szCs w:val="56"/>
         </w:rPr>
-        <w:t xml:space="preserve"> March 2025</w:t>
+        <w:t xml:space="preserve"> March 202</w:t>
+      </w:r>
+      <w:r>
+        <w:rPr>
+          <w:rFonts w:ascii="Times New Roman" w:hAnsi="Times New Roman" w:cs="Times New Roman"/>
+          <w:b/>
+          <w:sz w:val="56"/>
+          <w:szCs w:val="56"/>
+        </w:rPr>
+        <w:t>6</w:t>
       </w:r>
     </w:p>
     <w:p>
